--- a/Docs/SecurityDocs/AD05-APPLICATION FORM (FOR INLAND LETTER OF CREDIT).docx
+++ b/Docs/SecurityDocs/AD05-APPLICATION FORM (FOR INLAND LETTER OF CREDIT).docx
@@ -1,6 +1,6 @@
 
 <file path=word/document.xml><?xml version="1.0" encoding="utf-8"?>
-<w:document xmlns:wpc="http://schemas.microsoft.com/office/word/2010/wordprocessingCanvas" xmlns:cx="http://schemas.microsoft.com/office/drawing/2014/chartex" xmlns:cx1="http://schemas.microsoft.com/office/drawing/2015/9/8/chartex" xmlns:cx2="http://schemas.microsoft.com/office/drawing/2015/10/21/chartex" xmlns:cx3="http://schemas.microsoft.com/office/drawing/2016/5/9/chartex" xmlns:cx4="http://schemas.microsoft.com/office/drawing/2016/5/10/chartex" xmlns:cx5="http://schemas.microsoft.com/office/drawing/2016/5/11/chartex" xmlns:cx6="http://schemas.microsoft.com/office/drawing/2016/5/12/chartex" xmlns:cx7="http://schemas.microsoft.com/office/drawing/2016/5/13/chartex" xmlns:cx8="http://schemas.microsoft.com/office/drawing/2016/5/14/chartex" xmlns:mc="http://schemas.openxmlformats.org/markup-compatibility/2006" xmlns:aink="http://schemas.microsoft.com/office/drawing/2016/ink" xmlns:am3d="http://schemas.microsoft.com/office/drawing/2017/model3d" xmlns:o="urn:schemas-microsoft-com:office:office" xmlns:oel="http://schemas.microsoft.com/office/2019/extlst" xmlns:r="http://schemas.openxmlformats.org/officeDocument/2006/relationships" xmlns:m="http://schemas.openxmlformats.org/officeDocument/2006/math" xmlns:v="urn:schemas-microsoft-com:vml" xmlns:wp14="http://schemas.microsoft.com/office/word/2010/wordprocessingDrawing" xmlns:wp="http://schemas.openxmlformats.org/drawingml/2006/wordprocessingDrawing" xmlns:w10="urn:schemas-microsoft-com:office:word" xmlns:w="http://schemas.openxmlformats.org/wordprocessingml/2006/main" xmlns:w14="http://schemas.microsoft.com/office/word/2010/wordml" xmlns:w15="http://schemas.microsoft.com/office/word/2012/wordml" xmlns:w16cei="http://schemas.microsoft.com/office/word/2026/wordml/cei" xmlns:w16cex="http://schemas.microsoft.com/office/word/2018/wordml/cex" xmlns:w16cid="http://schemas.microsoft.com/office/word/2016/wordml/cid" xmlns:w16="http://schemas.microsoft.com/office/word/2018/wordml" xmlns:w16du="http://schemas.microsoft.com/office/word/2023/wordml/word16du" xmlns:w16sdtdh="http://schemas.microsoft.com/office/word/2020/wordml/sdtdatahash" xmlns:w16sdtfl="http://schemas.microsoft.com/office/word/2024/wordml/sdtformatlock" xmlns:w16se="http://schemas.microsoft.com/office/word/2015/wordml/symex" xmlns:wpg="http://schemas.microsoft.com/office/word/2010/wordprocessingGroup" xmlns:wpi="http://schemas.microsoft.com/office/word/2010/wordprocessingInk" xmlns:wne="http://schemas.microsoft.com/office/word/2006/wordml" xmlns:wps="http://schemas.microsoft.com/office/word/2010/wordprocessingShape" mc:Ignorable="w14 w15 w16se w16cid w16 w16cex w16sdtdh w16sdtfl w16du wp14">
+<w:document xmlns:wpc="http://schemas.microsoft.com/office/word/2010/wordprocessingCanvas" xmlns:cx="http://schemas.microsoft.com/office/drawing/2014/chartex" xmlns:cx1="http://schemas.microsoft.com/office/drawing/2015/9/8/chartex" xmlns:cx2="http://schemas.microsoft.com/office/drawing/2015/10/21/chartex" xmlns:cx3="http://schemas.microsoft.com/office/drawing/2016/5/9/chartex" xmlns:cx4="http://schemas.microsoft.com/office/drawing/2016/5/10/chartex" xmlns:cx5="http://schemas.microsoft.com/office/drawing/2016/5/11/chartex" xmlns:cx6="http://schemas.microsoft.com/office/drawing/2016/5/12/chartex" xmlns:cx7="http://schemas.microsoft.com/office/drawing/2016/5/13/chartex" xmlns:cx8="http://schemas.microsoft.com/office/drawing/2016/5/14/chartex" xmlns:mc="http://schemas.openxmlformats.org/markup-compatibility/2006" xmlns:aink="http://schemas.microsoft.com/office/drawing/2016/ink" xmlns:am3d="http://schemas.microsoft.com/office/drawing/2017/model3d" xmlns:o="urn:schemas-microsoft-com:office:office" xmlns:oel="http://schemas.microsoft.com/office/2019/extlst" xmlns:r="http://schemas.openxmlformats.org/officeDocument/2006/relationships" xmlns:m="http://schemas.openxmlformats.org/officeDocument/2006/math" xmlns:v="urn:schemas-microsoft-com:vml" xmlns:wp14="http://schemas.microsoft.com/office/word/2010/wordprocessingDrawing" xmlns:wp="http://schemas.openxmlformats.org/drawingml/2006/wordprocessingDrawing" xmlns:w10="urn:schemas-microsoft-com:office:word" xmlns:w="http://schemas.openxmlformats.org/wordprocessingml/2006/main" xmlns:w14="http://schemas.microsoft.com/office/word/2010/wordml" xmlns:w15="http://schemas.microsoft.com/office/word/2012/wordml" xmlns:w16cex="http://schemas.microsoft.com/office/word/2018/wordml/cex" xmlns:w16cid="http://schemas.microsoft.com/office/word/2016/wordml/cid" xmlns:w16="http://schemas.microsoft.com/office/word/2018/wordml" xmlns:w16du="http://schemas.microsoft.com/office/word/2023/wordml/word16du" xmlns:w16sdtdh="http://schemas.microsoft.com/office/word/2020/wordml/sdtdatahash" xmlns:w16sdtfl="http://schemas.microsoft.com/office/word/2024/wordml/sdtformatlock" xmlns:w16se="http://schemas.microsoft.com/office/word/2015/wordml/symex" xmlns:wpg="http://schemas.microsoft.com/office/word/2010/wordprocessingGroup" xmlns:wpi="http://schemas.microsoft.com/office/word/2010/wordprocessingInk" xmlns:wne="http://schemas.microsoft.com/office/word/2006/wordml" xmlns:wps="http://schemas.microsoft.com/office/word/2010/wordprocessingShape" mc:Ignorable="w14 w15 w16se w16cid w16 w16cex w16sdtdh w16sdtfl w16du wp14">
   <w:body>
     <w:p>
       <w:pPr>
@@ -87,10 +87,19 @@
       </w:pPr>
       <w:r>
         <w:rPr>
-          <w:sz w:val="28"/>
-          <w:szCs w:val="28"/>
-        </w:rPr>
-        <w:t xml:space="preserve">{{BRANCH_NAME}} Branch </w:t>
+          <w:b/>
+          <w:bCs/>
+          <w:sz w:val="28"/>
+          <w:szCs w:val="28"/>
+        </w:rPr>
+        <w:t>{{BRANCH_NAME}}</w:t>
+      </w:r>
+      <w:r>
+        <w:rPr>
+          <w:sz w:val="28"/>
+          <w:szCs w:val="28"/>
+        </w:rPr>
+        <w:t xml:space="preserve"> Branch </w:t>
       </w:r>
     </w:p>
     <w:p>
@@ -129,7 +138,39 @@
           <w:sz w:val="28"/>
           <w:szCs w:val="28"/>
         </w:rPr>
-        <w:t>Please open on our behalf by Mail / Telex / Telegram an INLAND Irrevocable Documentary Letter of Credit available to the aggregate sum not exceeding Rs. {{LOAN_AMOUNT_FIGURE}} (Rupees {{LOAN_AMOUNT_WORDS}}) for payment / acceptance of beneficiary's draft for</w:t>
+        <w:t xml:space="preserve">Please open on our behalf by Mail / Telex / Telegram an INLAND Irrevocable Documentary Letter of Credit available to the aggregate sum not exceeding Rs. </w:t>
+      </w:r>
+      <w:r>
+        <w:rPr>
+          <w:b/>
+          <w:bCs/>
+          <w:sz w:val="28"/>
+          <w:szCs w:val="28"/>
+        </w:rPr>
+        <w:t>{{LOAN_AMOUNT_FIGURE}}</w:t>
+      </w:r>
+      <w:r>
+        <w:rPr>
+          <w:sz w:val="28"/>
+          <w:szCs w:val="28"/>
+        </w:rPr>
+        <w:t xml:space="preserve"> (Rupees </w:t>
+      </w:r>
+      <w:r>
+        <w:rPr>
+          <w:b/>
+          <w:bCs/>
+          <w:sz w:val="28"/>
+          <w:szCs w:val="28"/>
+        </w:rPr>
+        <w:t>{{LOAN_AMOUNT_WORDS}}</w:t>
+      </w:r>
+      <w:r>
+        <w:rPr>
+          <w:sz w:val="28"/>
+          <w:szCs w:val="28"/>
+        </w:rPr>
+        <w:t>) for payment / acceptance of beneficiary's draft for</w:t>
       </w:r>
       <w:r>
         <w:rPr>
@@ -157,7 +198,23 @@
           <w:sz w:val="28"/>
           <w:szCs w:val="28"/>
         </w:rPr>
-        <w:t xml:space="preserve"> days usance / from the date of transport documents, drawn on {{BORROWER_NAME}}, {{BORROWER_ADDRESS}} as per the following: </w:t>
+        <w:t xml:space="preserve"> days usance / from the date of transport documents, drawn on </w:t>
+      </w:r>
+      <w:r>
+        <w:rPr>
+          <w:b/>
+          <w:bCs/>
+          <w:sz w:val="28"/>
+          <w:szCs w:val="28"/>
+        </w:rPr>
+        <w:t>{{BORROWER_NAME}}, {{BORROWER_ADDRESS}}</w:t>
+      </w:r>
+      <w:r>
+        <w:rPr>
+          <w:sz w:val="28"/>
+          <w:szCs w:val="28"/>
+        </w:rPr>
+        <w:t xml:space="preserve"> as per the following: </w:t>
       </w:r>
     </w:p>
     <w:tbl>
@@ -173,8 +230,8 @@
         <w:tblLook w:val="04A0" w:firstRow="1" w:lastRow="0" w:firstColumn="1" w:lastColumn="0" w:noHBand="0" w:noVBand="1"/>
       </w:tblPr>
       <w:tblGrid>
-        <w:gridCol w:w="4628"/>
-        <w:gridCol w:w="4831"/>
+        <w:gridCol w:w="4529"/>
+        <w:gridCol w:w="4930"/>
       </w:tblGrid>
       <w:tr>
         <w:trPr>
@@ -245,7 +302,16 @@
                 <w:sz w:val="28"/>
                 <w:szCs w:val="28"/>
               </w:rPr>
-              <w:t>Issuing Bank's ILC No. {{INLAND_LC_NO}}</w:t>
+              <w:t xml:space="preserve">Issuing Bank's ILC No. </w:t>
+            </w:r>
+            <w:r>
+              <w:rPr>
+                <w:b/>
+                <w:bCs/>
+                <w:sz w:val="28"/>
+                <w:szCs w:val="28"/>
+              </w:rPr>
+              <w:t>{{INLAND_LC_NO}}</w:t>
             </w:r>
           </w:p>
         </w:tc>
@@ -318,7 +384,16 @@
                 <w:sz w:val="28"/>
                 <w:szCs w:val="28"/>
               </w:rPr>
-              <w:t>Beneficiary: {{BENEFICIARY_NAME}}, {{BENEFICIARY_ADDRESS}}</w:t>
+              <w:t xml:space="preserve">Beneficiary: </w:t>
+            </w:r>
+            <w:r>
+              <w:rPr>
+                <w:b/>
+                <w:bCs/>
+                <w:sz w:val="28"/>
+                <w:szCs w:val="28"/>
+              </w:rPr>
+              <w:t>{{BENEFICIARY_NAME}}, {{BENEFICIARY_ADDRESS}}</w:t>
             </w:r>
           </w:p>
         </w:tc>
@@ -412,6 +487,8 @@
           <w:p>
             <w:pPr>
               <w:rPr>
+                <w:b/>
+                <w:bCs/>
                 <w:sz w:val="28"/>
                 <w:szCs w:val="28"/>
               </w:rPr>
@@ -426,21 +503,18 @@
             <w:proofErr w:type="gramStart"/>
             <w:r>
               <w:rPr>
-                <w:sz w:val="28"/>
-                <w:szCs w:val="28"/>
-              </w:rPr>
-              <w:t>:</w:t>
-            </w:r>
-            <w:r>
-              <w:rPr>
-                <w:sz w:val="28"/>
-                <w:szCs w:val="28"/>
-              </w:rPr>
-              <w:t>{</w:t>
+                <w:b/>
+                <w:bCs/>
+                <w:sz w:val="28"/>
+                <w:szCs w:val="28"/>
+              </w:rPr>
+              <w:t>:{</w:t>
             </w:r>
             <w:proofErr w:type="gramEnd"/>
             <w:r>
               <w:rPr>
+                <w:b/>
+                <w:bCs/>
                 <w:sz w:val="28"/>
                 <w:szCs w:val="28"/>
               </w:rPr>
@@ -459,6 +533,7 @@
                 <w:sz w:val="28"/>
                 <w:szCs w:val="28"/>
               </w:rPr>
+              <w:lastRenderedPageBreak/>
               <w:br/>
             </w:r>
           </w:p>
@@ -474,8 +549,16 @@
                 <w:sz w:val="28"/>
                 <w:szCs w:val="28"/>
               </w:rPr>
-              <w:lastRenderedPageBreak/>
-              <w:t>In Words: Rupees {{LOAN_AMOUNT_WORDS}}</w:t>
+              <w:t xml:space="preserve">In Words: Rupees </w:t>
+            </w:r>
+            <w:r>
+              <w:rPr>
+                <w:b/>
+                <w:bCs/>
+                <w:sz w:val="28"/>
+                <w:szCs w:val="28"/>
+              </w:rPr>
+              <w:t>{{LOAN_AMOUNT_WORDS}}</w:t>
             </w:r>
           </w:p>
         </w:tc>
@@ -554,6 +637,8 @@
           <w:p>
             <w:pPr>
               <w:rPr>
+                <w:b/>
+                <w:bCs/>
                 <w:sz w:val="28"/>
                 <w:szCs w:val="28"/>
               </w:rPr>
@@ -563,7 +648,34 @@
                 <w:sz w:val="28"/>
                 <w:szCs w:val="28"/>
               </w:rPr>
-              <w:t>Expiry Date: {{DATE}}</w:t>
+              <w:t xml:space="preserve">Expiry Date: </w:t>
+            </w:r>
+            <w:r>
+              <w:rPr>
+                <w:b/>
+                <w:bCs/>
+                <w:sz w:val="28"/>
+                <w:szCs w:val="28"/>
+              </w:rPr>
+              <w:t>{{</w:t>
+            </w:r>
+            <w:r>
+              <w:rPr>
+                <w:b/>
+                <w:bCs/>
+                <w:sz w:val="28"/>
+                <w:szCs w:val="28"/>
+              </w:rPr>
+              <w:t>EXPIRY_DATE</w:t>
+            </w:r>
+            <w:r>
+              <w:rPr>
+                <w:b/>
+                <w:bCs/>
+                <w:sz w:val="28"/>
+                <w:szCs w:val="28"/>
+              </w:rPr>
+              <w:t>}}</w:t>
             </w:r>
           </w:p>
           <w:p>
@@ -578,7 +690,16 @@
                 <w:sz w:val="28"/>
                 <w:szCs w:val="28"/>
               </w:rPr>
-              <w:t>For Shipment: {{SHIPMENT_EXPIRY_DATE}}</w:t>
+              <w:t xml:space="preserve">For Shipment: </w:t>
+            </w:r>
+            <w:r>
+              <w:rPr>
+                <w:b/>
+                <w:bCs/>
+                <w:sz w:val="28"/>
+                <w:szCs w:val="28"/>
+              </w:rPr>
+              <w:t>{{SHIPMENT_EXPIRY_DATE}}</w:t>
             </w:r>
           </w:p>
           <w:p>
@@ -593,7 +714,16 @@
                 <w:sz w:val="28"/>
                 <w:szCs w:val="28"/>
               </w:rPr>
-              <w:t>For Negotiation: {{NEGOTIATION_EXPIRY_DATE}}</w:t>
+              <w:t xml:space="preserve">For Negotiation: </w:t>
+            </w:r>
+            <w:r>
+              <w:rPr>
+                <w:b/>
+                <w:bCs/>
+                <w:sz w:val="28"/>
+                <w:szCs w:val="28"/>
+              </w:rPr>
+              <w:t>{{NEGOTIATION_EXPIRY_DATE}}</w:t>
             </w:r>
           </w:p>
           <w:p>
@@ -608,7 +738,16 @@
                 <w:sz w:val="28"/>
                 <w:szCs w:val="28"/>
               </w:rPr>
-              <w:t>Date of Expiry: {{DATE}}</w:t>
+              <w:t xml:space="preserve">Date of Expiry: </w:t>
+            </w:r>
+            <w:r>
+              <w:rPr>
+                <w:b/>
+                <w:bCs/>
+                <w:sz w:val="28"/>
+                <w:szCs w:val="28"/>
+              </w:rPr>
+              <w:t>{{EXPIRY_DATE}}</w:t>
             </w:r>
           </w:p>
         </w:tc>
@@ -722,10 +861,27 @@
       </w:r>
       <w:r>
         <w:rPr>
-          <w:sz w:val="28"/>
-          <w:szCs w:val="28"/>
-        </w:rPr>
-        <w:t xml:space="preserve">{{BRANCH_NAME}} indicating Letter of Credit number and marked Freight Prepared/Payable at destination. The transport document must indicate date of despatch and the name and address of the Bank and the opener. The MLR should be issued by a transport operator on the approved list of the Bank and MLR should be on approved format. </w:t>
+          <w:b/>
+          <w:bCs/>
+          <w:sz w:val="28"/>
+          <w:szCs w:val="28"/>
+        </w:rPr>
+        <w:t>{{BRANCH_NAME}}</w:t>
+      </w:r>
+      <w:r>
+        <w:rPr>
+          <w:sz w:val="28"/>
+          <w:szCs w:val="28"/>
+        </w:rPr>
+        <w:t xml:space="preserve"> indicating Letter of Credit number and marked Freight Prepared/Payable at destination. The transport document must indicate date of despatch and the name and address of the Bank and </w:t>
+      </w:r>
+      <w:r>
+        <w:rPr>
+          <w:sz w:val="28"/>
+          <w:szCs w:val="28"/>
+        </w:rPr>
+        <w:lastRenderedPageBreak/>
+        <w:t xml:space="preserve">the opener. The MLR should be issued by a transport operator on the approved list of the Bank and MLR should be on approved format. </w:t>
       </w:r>
     </w:p>
     <w:p>
@@ -765,7 +921,6 @@
           <w:sz w:val="28"/>
           <w:szCs w:val="28"/>
         </w:rPr>
-        <w:lastRenderedPageBreak/>
         <w:t xml:space="preserve">Inland Transit Insurance Policy, in duplicate, for at least the invoice value of the goods plus 10% with endorsement in blank, covering inland transit risk as per Inland Transit Clause 'A", SRCC risk as per Institute Strikes Clause (Cargo) with claims payable irrespective of percentage. </w:t>
       </w:r>
     </w:p>
@@ -782,7 +937,23 @@
           <w:sz w:val="28"/>
           <w:szCs w:val="28"/>
         </w:rPr>
-        <w:t xml:space="preserve">Bills of exchange must be dated and negotiated not later than {{DOCS_PRESENTATION_DAYS}} days after the date of Despatch and in any case not later than the expiry date of the credit. </w:t>
+        <w:t xml:space="preserve">Bills of exchange must be dated and negotiated not later than </w:t>
+      </w:r>
+      <w:r>
+        <w:rPr>
+          <w:b/>
+          <w:bCs/>
+          <w:sz w:val="28"/>
+          <w:szCs w:val="28"/>
+        </w:rPr>
+        <w:t>{{DOCS_PRESENTATION_DAYS}}</w:t>
+      </w:r>
+      <w:r>
+        <w:rPr>
+          <w:sz w:val="28"/>
+          <w:szCs w:val="28"/>
+        </w:rPr>
+        <w:t xml:space="preserve"> days after the date of Despatch and in any case not later than the expiry date of the credit. </w:t>
       </w:r>
     </w:p>
     <w:p>
@@ -992,6 +1163,7 @@
           <w:sz w:val="28"/>
           <w:szCs w:val="28"/>
         </w:rPr>
+        <w:lastRenderedPageBreak/>
         <w:t xml:space="preserve">IN CONSIDERATION of your opening the above credit, I/We hereby agree and undertake as follows: </w:t>
       </w:r>
     </w:p>
@@ -1012,15 +1184,7 @@
           <w:sz w:val="28"/>
           <w:szCs w:val="28"/>
         </w:rPr>
-        <w:t xml:space="preserve">I/We hereby agree and undertake to accept and pay all bills of exchange drawn and purported to be drawn pursuant to the terms of the credit and </w:t>
-      </w:r>
-      <w:r>
-        <w:rPr>
-          <w:sz w:val="28"/>
-          <w:szCs w:val="28"/>
-        </w:rPr>
-        <w:lastRenderedPageBreak/>
-        <w:t xml:space="preserve">take up and pay for all the documents negotiated thereunder on presentation in the case of sight bills and on due dates in the case of usance bills as also for any disbursement made or liability incurred by you for my/our account under the Credit, together with interest, costs, charges and expenses due to you in respect thereof as hereinafter mentioned. </w:t>
+        <w:t xml:space="preserve">I/We hereby agree and undertake to accept and pay all bills of exchange drawn and purported to be drawn pursuant to the terms of the credit and take up and pay for all the documents negotiated thereunder on presentation in the case of sight bills and on due dates in the case of usance bills as also for any disbursement made or liability incurred by you for my/our account under the Credit, together with interest, costs, charges and expenses due to you in respect thereof as hereinafter mentioned. </w:t>
       </w:r>
     </w:p>
     <w:p>
@@ -1040,7 +1204,55 @@
           <w:sz w:val="28"/>
           <w:szCs w:val="28"/>
         </w:rPr>
-        <w:t xml:space="preserve">I/We further agree to pay interest to you on the amount/s payable in respect of my/our liability under the credit at the rate of {{INTEREST_RATE}} percentage per annum over Union Bank of India's Base Rate and/or at such other rate as may be prescribed by the Bank from time to time. The interest at the aforesaid rate shall be payable from the date of negotiation of the Bill/documents under the credit until payment or at such other rate as may be prescribed by you from time to time </w:t>
+        <w:t xml:space="preserve">I/We further agree to pay interest to you on the amount/s payable in respect of my/our liability under the credit at the rate of </w:t>
+      </w:r>
+      <w:r>
+        <w:rPr>
+          <w:b/>
+          <w:bCs/>
+          <w:sz w:val="28"/>
+          <w:szCs w:val="28"/>
+        </w:rPr>
+        <w:t>{{</w:t>
+      </w:r>
+      <w:r>
+        <w:rPr>
+          <w:b/>
+          <w:bCs/>
+          <w:sz w:val="28"/>
+          <w:szCs w:val="28"/>
+        </w:rPr>
+        <w:t>INLAND_LC_</w:t>
+      </w:r>
+      <w:r>
+        <w:rPr>
+          <w:b/>
+          <w:bCs/>
+          <w:sz w:val="28"/>
+          <w:szCs w:val="28"/>
+        </w:rPr>
+        <w:t>INTEREST_RATE}}</w:t>
+      </w:r>
+      <w:r>
+        <w:rPr>
+          <w:sz w:val="28"/>
+          <w:szCs w:val="28"/>
+        </w:rPr>
+        <w:t xml:space="preserve"> percentage per annum over Union Bank of India</w:t>
+      </w:r>
+      <w:r>
+        <w:rPr>
+          <w:sz w:val="28"/>
+          <w:szCs w:val="28"/>
+        </w:rPr>
+        <w:t>’</w:t>
+      </w:r>
+      <w:r>
+        <w:rPr>
+          <w:sz w:val="28"/>
+          <w:szCs w:val="28"/>
+        </w:rPr>
+        <w:t xml:space="preserve">s Base Rate and/or at such other rate as may be prescribed by the Bank from time to time. The interest at the aforesaid rate shall be payable from the date of negotiation of the Bill/documents under the credit until payment or at such other rate as may be prescribed by you from time to time </w:t>
       </w:r>
     </w:p>
     <w:p>
@@ -1100,7 +1312,15 @@
           <w:sz w:val="28"/>
           <w:szCs w:val="28"/>
         </w:rPr>
-        <w:t xml:space="preserve">I / We further agree that you all goods and documents of title to goods and other documents covered under the credit which may have been already delivered or shall be hereafter delivered into your possession or into the possession of your agents by me / us on my / our behalf or by any person, firm or company as a result of your opening the Credit or in connection with the transaction thereunder </w:t>
+        <w:t xml:space="preserve">I / We further agree that you all goods and documents of title to goods and other documents covered under the credit which may have been already delivered or shall be hereafter delivered into your possession or into the </w:t>
+      </w:r>
+      <w:r>
+        <w:rPr>
+          <w:sz w:val="28"/>
+          <w:szCs w:val="28"/>
+        </w:rPr>
+        <w:lastRenderedPageBreak/>
+        <w:t xml:space="preserve">possession of your agents by me / us on my / our behalf or by any person, firm or company as a result of your opening the Credit or in connection with the transaction thereunder </w:t>
       </w:r>
       <w:r>
         <w:rPr>
@@ -1124,7 +1344,6 @@
           <w:sz w:val="28"/>
           <w:szCs w:val="28"/>
         </w:rPr>
-        <w:lastRenderedPageBreak/>
         <w:t>our this</w:t>
       </w:r>
       <w:proofErr w:type="gramEnd"/>
@@ -1153,7 +1372,29 @@
           <w:sz w:val="28"/>
           <w:szCs w:val="28"/>
         </w:rPr>
-        <w:t xml:space="preserve">In the event of my / our default in making payment of any bill drawn under the credit or of any disbursement made by you thereunder for my / our account or any amount due to you in respect thereof, you shall be entitled without prejudice to any of your rights and without notice to me / us (which I / We hereby expressly waive), to sell the goods covered under the credit, either by public auction or tender or by private contract and subject to such conditions as you may deem fit to impose, or otherwise dispose of or deal with the said goods or any part thereof in any manner whatsoever and or with / without the relative documents of title to goods without being bound or liable for any loss in the exercise or non-exercise thereof. The net proceeds realised from sale of the said goods or transfer of any document of title, remaining after deducting therefrom the costs and expenses of and incidental to such sale or transfer, shall be applied in or towards payment of the amount(s) due to you firstly towards all costs, charges and expenses and thereafter towards any payment or disbursement made by you under the Credit for my / our account, and interest thereon as hereinabove mentioned. I / We agree to accept Bank's account of sale or realisation as conclusive evidence as to the amount(s) realised and expenses incurred, and to pay forthwith any shortfall or deficiency remaining after such application. I / We further agree that you shall not be liable to me / us for any loss which may occur pending sale or disposal of the goods and / or documents of title to goods, whether by reason of deterioration or depreciation in the value of the goods or otherwise howsoever caused or for loss arising on account of such sale. </w:t>
+        <w:t>In the event of my / our default in making payment of any bill drawn under the credit or of any disbursement made by you thereunder for my / our account or any amount due to you in respect thereof, you shall be entitled without prejudice to any of your rights and without notice to me / us (which I / We hereby expressly waive), to sell the goods covered under the credit, either by public auction or tender or by private contract and subject to such conditions as you may deem fit to impose, or otherwise dispose of or deal with the said goods or any part thereof in any manner whatsoever and or with / without the relative documents of title to goods without being bound or liable for any loss in the exercise or non-exercise thereof. The net proceeds realised from sale of the said goods or transfer of any document of title, remaining after deducting therefrom the costs and expenses of and incidental to such sale or transfer, shall be applied in or towards payment of the amount(s) due to you firstly towards all costs, charges and expenses and thereafter towards any payment or disbursement made by you under the Credit for my / our account, and interest thereon as hereinabove mentioned. I / We agree to accept Bank</w:t>
+      </w:r>
+      <w:r>
+        <w:rPr>
+          <w:sz w:val="28"/>
+          <w:szCs w:val="28"/>
+        </w:rPr>
+        <w:t>’</w:t>
+      </w:r>
+      <w:r>
+        <w:rPr>
+          <w:sz w:val="28"/>
+          <w:szCs w:val="28"/>
+        </w:rPr>
+        <w:t xml:space="preserve">s account of sale or realisation as conclusive evidence as to the amount(s) realised and expenses incurred, and to pay forthwith any shortfall or deficiency remaining after such application. I / We further agree that you shall not be liable to me / us for any loss which may occur pending sale or disposal of the goods and / or documents of title to goods, whether by reason of </w:t>
+      </w:r>
+      <w:r>
+        <w:rPr>
+          <w:sz w:val="28"/>
+          <w:szCs w:val="28"/>
+        </w:rPr>
+        <w:lastRenderedPageBreak/>
+        <w:t xml:space="preserve">deterioration or depreciation in the value of the goods or otherwise howsoever caused or for loss arising on account of such sale. </w:t>
       </w:r>
     </w:p>
     <w:p>
@@ -1173,15 +1414,7 @@
           <w:sz w:val="28"/>
           <w:szCs w:val="28"/>
         </w:rPr>
-        <w:t xml:space="preserve">I / We agree to keep the insurance in respect of said goods renewed on expiry of insurance cover under the initial policy or policies of insurance and keep the policy in force and alive against all risks which are normally covered for goods of the nature purchased under the credit as also against </w:t>
-      </w:r>
-      <w:r>
-        <w:rPr>
-          <w:sz w:val="28"/>
-          <w:szCs w:val="28"/>
-        </w:rPr>
-        <w:lastRenderedPageBreak/>
-        <w:t xml:space="preserve">such other risk(s) as may be required by you. Until all your dues in respect of the Credit are paid in full, I / We agree to pay to you forthwith all moneys if received by me / us under any policy or policies of insurance towards the outstanding dues. Until payment to you of such insurance moneys. I / We undertake to hold the same in trust for you. </w:t>
+        <w:t xml:space="preserve">I / We agree to keep the insurance in respect of said goods renewed on expiry of insurance cover under the initial policy or policies of insurance and keep the policy in force and alive against all risks which are normally covered for goods of the nature purchased under the credit as also against such other risk(s) as may be required by you. Until all your dues in respect of the Credit are paid in full, I / We agree to pay to you forthwith all moneys if received by me / us under any policy or policies of insurance towards the outstanding dues. Until payment to you of such insurance moneys. I / We undertake to hold the same in trust for you. </w:t>
       </w:r>
     </w:p>
     <w:p>
@@ -1281,6 +1514,7 @@
           <w:sz w:val="28"/>
           <w:szCs w:val="28"/>
         </w:rPr>
+        <w:lastRenderedPageBreak/>
         <w:t xml:space="preserve">This application shall be deemed to have been accepted and the Credit deemed to have been established when written advice thereof has been sent to the beneficiary. </w:t>
       </w:r>
     </w:p>
@@ -1317,15 +1551,7 @@
           <w:sz w:val="28"/>
           <w:szCs w:val="28"/>
         </w:rPr>
-        <w:t xml:space="preserve"> deemed to form part of this </w:t>
-      </w:r>
-      <w:r>
-        <w:rPr>
-          <w:sz w:val="28"/>
-          <w:szCs w:val="28"/>
-        </w:rPr>
-        <w:lastRenderedPageBreak/>
-        <w:t xml:space="preserve">Credit application and will be governed by the terms hereof and I / We agree, covenant, record and confirm that I / We shall be bound by the same as if such amendment / modification including the increased limit had originally constituted the term of this credit. </w:t>
+        <w:t xml:space="preserve"> deemed to form part of this Credit application and will be governed by the terms hereof and I / We agree, covenant, record and confirm that I / We shall be bound by the same as if such amendment / modification including the increased limit had originally constituted the term of this credit. </w:t>
       </w:r>
     </w:p>
     <w:p>
@@ -1412,7 +1638,23 @@
           <w:sz w:val="28"/>
           <w:szCs w:val="28"/>
         </w:rPr>
-        <w:t xml:space="preserve">Date: {{DATE}} </w:t>
+        <w:t xml:space="preserve">Date: </w:t>
+      </w:r>
+      <w:r>
+        <w:rPr>
+          <w:b/>
+          <w:bCs/>
+          <w:sz w:val="28"/>
+          <w:szCs w:val="28"/>
+        </w:rPr>
+        <w:t>{{DATE}}</w:t>
+      </w:r>
+      <w:r>
+        <w:rPr>
+          <w:sz w:val="28"/>
+          <w:szCs w:val="28"/>
+        </w:rPr>
+        <w:t xml:space="preserve"> </w:t>
       </w:r>
     </w:p>
     <w:p>
@@ -1435,12 +1677,16 @@
       <w:pPr>
         <w:jc w:val="right"/>
         <w:rPr>
-          <w:sz w:val="28"/>
-          <w:szCs w:val="28"/>
-        </w:rPr>
-      </w:pPr>
-      <w:r>
-        <w:rPr>
+          <w:b/>
+          <w:bCs/>
+          <w:sz w:val="28"/>
+          <w:szCs w:val="28"/>
+        </w:rPr>
+      </w:pPr>
+      <w:r>
+        <w:rPr>
+          <w:b/>
+          <w:bCs/>
           <w:sz w:val="28"/>
           <w:szCs w:val="28"/>
         </w:rPr>
@@ -1450,12 +1696,16 @@
     <w:p>
       <w:pPr>
         <w:rPr>
-          <w:sz w:val="28"/>
-          <w:szCs w:val="28"/>
-        </w:rPr>
-      </w:pPr>
-      <w:r>
-        <w:rPr>
+          <w:b/>
+          <w:bCs/>
+          <w:sz w:val="28"/>
+          <w:szCs w:val="28"/>
+        </w:rPr>
+      </w:pPr>
+      <w:r>
+        <w:rPr>
+          <w:b/>
+          <w:bCs/>
           <w:sz w:val="28"/>
           <w:szCs w:val="28"/>
         </w:rPr>
@@ -1469,11 +1719,28 @@
           <w:szCs w:val="28"/>
         </w:rPr>
       </w:pPr>
-      <w:r>
-        <w:rPr>
-          <w:sz w:val="28"/>
-          <w:szCs w:val="28"/>
-        </w:rPr>
+    </w:p>
+    <w:p>
+      <w:pPr>
+        <w:rPr>
+          <w:sz w:val="28"/>
+          <w:szCs w:val="28"/>
+        </w:rPr>
+      </w:pPr>
+    </w:p>
+    <w:p>
+      <w:pPr>
+        <w:rPr>
+          <w:sz w:val="28"/>
+          <w:szCs w:val="28"/>
+        </w:rPr>
+      </w:pPr>
+      <w:r>
+        <w:rPr>
+          <w:sz w:val="28"/>
+          <w:szCs w:val="28"/>
+        </w:rPr>
+        <w:lastRenderedPageBreak/>
         <w:t xml:space="preserve">Dear Sir, </w:t>
       </w:r>
     </w:p>
@@ -1506,15 +1773,7 @@
           <w:sz w:val="28"/>
           <w:szCs w:val="28"/>
         </w:rPr>
-        <w:t xml:space="preserve">You may take delivery of the produce of goods on condition that you hold them and realise them for us in accordance with the terms set out in the Trust Receipt, </w:t>
-      </w:r>
-      <w:r>
-        <w:rPr>
-          <w:sz w:val="28"/>
-          <w:szCs w:val="28"/>
-        </w:rPr>
-        <w:lastRenderedPageBreak/>
-        <w:t xml:space="preserve">and pay the proceeds of all sales to us immediately and specifically as you receive them. </w:t>
+        <w:t xml:space="preserve">You may take delivery of the produce of goods on condition that you hold them and realise them for us in accordance with the terms set out in the Trust Receipt, and pay the proceeds of all sales to us immediately and specifically as you receive them. </w:t>
       </w:r>
     </w:p>
     <w:p>
@@ -1530,7 +1789,39 @@
           <w:sz w:val="28"/>
           <w:szCs w:val="28"/>
         </w:rPr>
-        <w:t xml:space="preserve">You are to pay to us the sum of Rs. {{TRUST_RECEIPT_AMOUNT_FIGURE}} on account of the moneys for which the documents and goods and produce described in the schedule are pledged, not later than {{TRUST_RECEIPT_DUE_DATE}} even if the same have not been sold. </w:t>
+        <w:t xml:space="preserve">You are to pay to us the sum of Rs. </w:t>
+      </w:r>
+      <w:r>
+        <w:rPr>
+          <w:b/>
+          <w:bCs/>
+          <w:sz w:val="28"/>
+          <w:szCs w:val="28"/>
+        </w:rPr>
+        <w:t>{{TRUST_RECEIPT_AMOUNT_FIGURE}}</w:t>
+      </w:r>
+      <w:r>
+        <w:rPr>
+          <w:sz w:val="28"/>
+          <w:szCs w:val="28"/>
+        </w:rPr>
+        <w:t xml:space="preserve"> on account of the moneys for which the documents and goods and produce described in the schedule are pledged, not later than </w:t>
+      </w:r>
+      <w:r>
+        <w:rPr>
+          <w:b/>
+          <w:bCs/>
+          <w:sz w:val="28"/>
+          <w:szCs w:val="28"/>
+        </w:rPr>
+        <w:t>{{TRUST_RECEIPT_DUE_DATE}}</w:t>
+      </w:r>
+      <w:r>
+        <w:rPr>
+          <w:sz w:val="28"/>
+          <w:szCs w:val="28"/>
+        </w:rPr>
+        <w:t xml:space="preserve"> even if the same have not been sold. </w:t>
       </w:r>
     </w:p>
     <w:p>
@@ -1561,8 +1852,8 @@
         <w:tblLook w:val="04A0" w:firstRow="1" w:lastRow="0" w:firstColumn="1" w:lastColumn="0" w:noHBand="0" w:noVBand="1"/>
       </w:tblPr>
       <w:tblGrid>
-        <w:gridCol w:w="5053"/>
-        <w:gridCol w:w="4369"/>
+        <w:gridCol w:w="5074"/>
+        <w:gridCol w:w="4385"/>
       </w:tblGrid>
       <w:tr>
         <w:trPr>
@@ -1663,12 +1954,16 @@
           <w:p>
             <w:pPr>
               <w:rPr>
+                <w:b/>
+                <w:bCs/>
                 <w:sz w:val="28"/>
                 <w:szCs w:val="28"/>
               </w:rPr>
             </w:pPr>
             <w:r>
               <w:rPr>
+                <w:b/>
+                <w:bCs/>
                 <w:sz w:val="28"/>
                 <w:szCs w:val="28"/>
               </w:rPr>
@@ -1697,12 +1992,16 @@
           <w:p>
             <w:pPr>
               <w:rPr>
+                <w:b/>
+                <w:bCs/>
                 <w:sz w:val="28"/>
                 <w:szCs w:val="28"/>
               </w:rPr>
             </w:pPr>
             <w:r>
               <w:rPr>
+                <w:b/>
+                <w:bCs/>
                 <w:sz w:val="28"/>
                 <w:szCs w:val="28"/>
               </w:rPr>
@@ -1801,7 +2100,7 @@
 </file>
 
 <file path=word/endnotes.xml><?xml version="1.0" encoding="utf-8"?>
-<w:endnotes xmlns:wpc="http://schemas.microsoft.com/office/word/2010/wordprocessingCanvas" xmlns:cx="http://schemas.microsoft.com/office/drawing/2014/chartex" xmlns:cx1="http://schemas.microsoft.com/office/drawing/2015/9/8/chartex" xmlns:cx2="http://schemas.microsoft.com/office/drawing/2015/10/21/chartex" xmlns:cx3="http://schemas.microsoft.com/office/drawing/2016/5/9/chartex" xmlns:cx4="http://schemas.microsoft.com/office/drawing/2016/5/10/chartex" xmlns:cx5="http://schemas.microsoft.com/office/drawing/2016/5/11/chartex" xmlns:cx6="http://schemas.microsoft.com/office/drawing/2016/5/12/chartex" xmlns:cx7="http://schemas.microsoft.com/office/drawing/2016/5/13/chartex" xmlns:cx8="http://schemas.microsoft.com/office/drawing/2016/5/14/chartex" xmlns:mc="http://schemas.openxmlformats.org/markup-compatibility/2006" xmlns:aink="http://schemas.microsoft.com/office/drawing/2016/ink" xmlns:am3d="http://schemas.microsoft.com/office/drawing/2017/model3d" xmlns:o="urn:schemas-microsoft-com:office:office" xmlns:oel="http://schemas.microsoft.com/office/2019/extlst" xmlns:r="http://schemas.openxmlformats.org/officeDocument/2006/relationships" xmlns:m="http://schemas.openxmlformats.org/officeDocument/2006/math" xmlns:v="urn:schemas-microsoft-com:vml" xmlns:wp14="http://schemas.microsoft.com/office/word/2010/wordprocessingDrawing" xmlns:wp="http://schemas.openxmlformats.org/drawingml/2006/wordprocessingDrawing" xmlns:w10="urn:schemas-microsoft-com:office:word" xmlns:w="http://schemas.openxmlformats.org/wordprocessingml/2006/main" xmlns:w14="http://schemas.microsoft.com/office/word/2010/wordml" xmlns:w15="http://schemas.microsoft.com/office/word/2012/wordml" xmlns:w16cei="http://schemas.microsoft.com/office/word/2026/wordml/cei" xmlns:w16cex="http://schemas.microsoft.com/office/word/2018/wordml/cex" xmlns:w16cid="http://schemas.microsoft.com/office/word/2016/wordml/cid" xmlns:w16="http://schemas.microsoft.com/office/word/2018/wordml" xmlns:w16du="http://schemas.microsoft.com/office/word/2023/wordml/word16du" xmlns:w16sdtdh="http://schemas.microsoft.com/office/word/2020/wordml/sdtdatahash" xmlns:w16sdtfl="http://schemas.microsoft.com/office/word/2024/wordml/sdtformatlock" xmlns:w16se="http://schemas.microsoft.com/office/word/2015/wordml/symex" xmlns:wpg="http://schemas.microsoft.com/office/word/2010/wordprocessingGroup" xmlns:wpi="http://schemas.microsoft.com/office/word/2010/wordprocessingInk" xmlns:wne="http://schemas.microsoft.com/office/word/2006/wordml" xmlns:wps="http://schemas.microsoft.com/office/word/2010/wordprocessingShape" mc:Ignorable="w14 w15 w16se w16cid w16 w16cex w16sdtdh w16sdtfl w16du wp14">
+<w:endnotes xmlns:wpc="http://schemas.microsoft.com/office/word/2010/wordprocessingCanvas" xmlns:cx="http://schemas.microsoft.com/office/drawing/2014/chartex" xmlns:cx1="http://schemas.microsoft.com/office/drawing/2015/9/8/chartex" xmlns:cx2="http://schemas.microsoft.com/office/drawing/2015/10/21/chartex" xmlns:cx3="http://schemas.microsoft.com/office/drawing/2016/5/9/chartex" xmlns:cx4="http://schemas.microsoft.com/office/drawing/2016/5/10/chartex" xmlns:cx5="http://schemas.microsoft.com/office/drawing/2016/5/11/chartex" xmlns:cx6="http://schemas.microsoft.com/office/drawing/2016/5/12/chartex" xmlns:cx7="http://schemas.microsoft.com/office/drawing/2016/5/13/chartex" xmlns:cx8="http://schemas.microsoft.com/office/drawing/2016/5/14/chartex" xmlns:mc="http://schemas.openxmlformats.org/markup-compatibility/2006" xmlns:aink="http://schemas.microsoft.com/office/drawing/2016/ink" xmlns:am3d="http://schemas.microsoft.com/office/drawing/2017/model3d" xmlns:o="urn:schemas-microsoft-com:office:office" xmlns:oel="http://schemas.microsoft.com/office/2019/extlst" xmlns:r="http://schemas.openxmlformats.org/officeDocument/2006/relationships" xmlns:m="http://schemas.openxmlformats.org/officeDocument/2006/math" xmlns:v="urn:schemas-microsoft-com:vml" xmlns:wp14="http://schemas.microsoft.com/office/word/2010/wordprocessingDrawing" xmlns:wp="http://schemas.openxmlformats.org/drawingml/2006/wordprocessingDrawing" xmlns:w10="urn:schemas-microsoft-com:office:word" xmlns:w="http://schemas.openxmlformats.org/wordprocessingml/2006/main" xmlns:w14="http://schemas.microsoft.com/office/word/2010/wordml" xmlns:w15="http://schemas.microsoft.com/office/word/2012/wordml" xmlns:w16cex="http://schemas.microsoft.com/office/word/2018/wordml/cex" xmlns:w16cid="http://schemas.microsoft.com/office/word/2016/wordml/cid" xmlns:w16="http://schemas.microsoft.com/office/word/2018/wordml" xmlns:w16du="http://schemas.microsoft.com/office/word/2023/wordml/word16du" xmlns:w16sdtdh="http://schemas.microsoft.com/office/word/2020/wordml/sdtdatahash" xmlns:w16sdtfl="http://schemas.microsoft.com/office/word/2024/wordml/sdtformatlock" xmlns:w16se="http://schemas.microsoft.com/office/word/2015/wordml/symex" xmlns:wpg="http://schemas.microsoft.com/office/word/2010/wordprocessingGroup" xmlns:wpi="http://schemas.microsoft.com/office/word/2010/wordprocessingInk" xmlns:wne="http://schemas.microsoft.com/office/word/2006/wordml" xmlns:wps="http://schemas.microsoft.com/office/word/2010/wordprocessingShape" mc:Ignorable="w14 w15 w16se w16cid w16 w16cex w16sdtdh w16sdtfl w16du wp14">
   <w:endnote w:type="separator" w:id="-1">
     <w:p>
       <w:pPr>
@@ -1826,7 +2125,7 @@
 </file>
 
 <file path=word/footer1.xml><?xml version="1.0" encoding="utf-8"?>
-<w:ftr xmlns:wpc="http://schemas.microsoft.com/office/word/2010/wordprocessingCanvas" xmlns:cx="http://schemas.microsoft.com/office/drawing/2014/chartex" xmlns:cx1="http://schemas.microsoft.com/office/drawing/2015/9/8/chartex" xmlns:cx2="http://schemas.microsoft.com/office/drawing/2015/10/21/chartex" xmlns:cx3="http://schemas.microsoft.com/office/drawing/2016/5/9/chartex" xmlns:cx4="http://schemas.microsoft.com/office/drawing/2016/5/10/chartex" xmlns:cx5="http://schemas.microsoft.com/office/drawing/2016/5/11/chartex" xmlns:cx6="http://schemas.microsoft.com/office/drawing/2016/5/12/chartex" xmlns:cx7="http://schemas.microsoft.com/office/drawing/2016/5/13/chartex" xmlns:cx8="http://schemas.microsoft.com/office/drawing/2016/5/14/chartex" xmlns:mc="http://schemas.openxmlformats.org/markup-compatibility/2006" xmlns:aink="http://schemas.microsoft.com/office/drawing/2016/ink" xmlns:am3d="http://schemas.microsoft.com/office/drawing/2017/model3d" xmlns:o="urn:schemas-microsoft-com:office:office" xmlns:oel="http://schemas.microsoft.com/office/2019/extlst" xmlns:r="http://schemas.openxmlformats.org/officeDocument/2006/relationships" xmlns:m="http://schemas.openxmlformats.org/officeDocument/2006/math" xmlns:v="urn:schemas-microsoft-com:vml" xmlns:wp14="http://schemas.microsoft.com/office/word/2010/wordprocessingDrawing" xmlns:wp="http://schemas.openxmlformats.org/drawingml/2006/wordprocessingDrawing" xmlns:w10="urn:schemas-microsoft-com:office:word" xmlns:w="http://schemas.openxmlformats.org/wordprocessingml/2006/main" xmlns:w14="http://schemas.microsoft.com/office/word/2010/wordml" xmlns:w15="http://schemas.microsoft.com/office/word/2012/wordml" xmlns:w16cei="http://schemas.microsoft.com/office/word/2026/wordml/cei" xmlns:w16cex="http://schemas.microsoft.com/office/word/2018/wordml/cex" xmlns:w16cid="http://schemas.microsoft.com/office/word/2016/wordml/cid" xmlns:w16="http://schemas.microsoft.com/office/word/2018/wordml" xmlns:w16du="http://schemas.microsoft.com/office/word/2023/wordml/word16du" xmlns:w16sdtdh="http://schemas.microsoft.com/office/word/2020/wordml/sdtdatahash" xmlns:w16sdtfl="http://schemas.microsoft.com/office/word/2024/wordml/sdtformatlock" xmlns:w16se="http://schemas.microsoft.com/office/word/2015/wordml/symex" xmlns:wpg="http://schemas.microsoft.com/office/word/2010/wordprocessingGroup" xmlns:wpi="http://schemas.microsoft.com/office/word/2010/wordprocessingInk" xmlns:wne="http://schemas.microsoft.com/office/word/2006/wordml" xmlns:wps="http://schemas.microsoft.com/office/word/2010/wordprocessingShape" mc:Ignorable="w14 w15 w16se w16cid w16 w16cex w16sdtdh w16sdtfl w16du wp14">
+<w:ftr xmlns:wpc="http://schemas.microsoft.com/office/word/2010/wordprocessingCanvas" xmlns:cx="http://schemas.microsoft.com/office/drawing/2014/chartex" xmlns:cx1="http://schemas.microsoft.com/office/drawing/2015/9/8/chartex" xmlns:cx2="http://schemas.microsoft.com/office/drawing/2015/10/21/chartex" xmlns:cx3="http://schemas.microsoft.com/office/drawing/2016/5/9/chartex" xmlns:cx4="http://schemas.microsoft.com/office/drawing/2016/5/10/chartex" xmlns:cx5="http://schemas.microsoft.com/office/drawing/2016/5/11/chartex" xmlns:cx6="http://schemas.microsoft.com/office/drawing/2016/5/12/chartex" xmlns:cx7="http://schemas.microsoft.com/office/drawing/2016/5/13/chartex" xmlns:cx8="http://schemas.microsoft.com/office/drawing/2016/5/14/chartex" xmlns:mc="http://schemas.openxmlformats.org/markup-compatibility/2006" xmlns:aink="http://schemas.microsoft.com/office/drawing/2016/ink" xmlns:am3d="http://schemas.microsoft.com/office/drawing/2017/model3d" xmlns:o="urn:schemas-microsoft-com:office:office" xmlns:oel="http://schemas.microsoft.com/office/2019/extlst" xmlns:r="http://schemas.openxmlformats.org/officeDocument/2006/relationships" xmlns:m="http://schemas.openxmlformats.org/officeDocument/2006/math" xmlns:v="urn:schemas-microsoft-com:vml" xmlns:wp14="http://schemas.microsoft.com/office/word/2010/wordprocessingDrawing" xmlns:wp="http://schemas.openxmlformats.org/drawingml/2006/wordprocessingDrawing" xmlns:w10="urn:schemas-microsoft-com:office:word" xmlns:w="http://schemas.openxmlformats.org/wordprocessingml/2006/main" xmlns:w14="http://schemas.microsoft.com/office/word/2010/wordml" xmlns:w15="http://schemas.microsoft.com/office/word/2012/wordml" xmlns:w16cex="http://schemas.microsoft.com/office/word/2018/wordml/cex" xmlns:w16cid="http://schemas.microsoft.com/office/word/2016/wordml/cid" xmlns:w16="http://schemas.microsoft.com/office/word/2018/wordml" xmlns:w16du="http://schemas.microsoft.com/office/word/2023/wordml/word16du" xmlns:w16sdtdh="http://schemas.microsoft.com/office/word/2020/wordml/sdtdatahash" xmlns:w16sdtfl="http://schemas.microsoft.com/office/word/2024/wordml/sdtformatlock" xmlns:w16se="http://schemas.microsoft.com/office/word/2015/wordml/symex" xmlns:wpg="http://schemas.microsoft.com/office/word/2010/wordprocessingGroup" xmlns:wpi="http://schemas.microsoft.com/office/word/2010/wordprocessingInk" xmlns:wne="http://schemas.microsoft.com/office/word/2006/wordml" xmlns:wps="http://schemas.microsoft.com/office/word/2010/wordprocessingShape" mc:Ignorable="w14 w15 w16se w16cid w16 w16cex w16sdtdh w16sdtfl w16du wp14">
   <w:sdt>
     <w:sdtPr>
       <w:id w:val="1557277735"/>
@@ -1893,7 +2192,7 @@
 </file>
 
 <file path=word/footnotes.xml><?xml version="1.0" encoding="utf-8"?>
-<w:footnotes xmlns:wpc="http://schemas.microsoft.com/office/word/2010/wordprocessingCanvas" xmlns:cx="http://schemas.microsoft.com/office/drawing/2014/chartex" xmlns:cx1="http://schemas.microsoft.com/office/drawing/2015/9/8/chartex" xmlns:cx2="http://schemas.microsoft.com/office/drawing/2015/10/21/chartex" xmlns:cx3="http://schemas.microsoft.com/office/drawing/2016/5/9/chartex" xmlns:cx4="http://schemas.microsoft.com/office/drawing/2016/5/10/chartex" xmlns:cx5="http://schemas.microsoft.com/office/drawing/2016/5/11/chartex" xmlns:cx6="http://schemas.microsoft.com/office/drawing/2016/5/12/chartex" xmlns:cx7="http://schemas.microsoft.com/office/drawing/2016/5/13/chartex" xmlns:cx8="http://schemas.microsoft.com/office/drawing/2016/5/14/chartex" xmlns:mc="http://schemas.openxmlformats.org/markup-compatibility/2006" xmlns:aink="http://schemas.microsoft.com/office/drawing/2016/ink" xmlns:am3d="http://schemas.microsoft.com/office/drawing/2017/model3d" xmlns:o="urn:schemas-microsoft-com:office:office" xmlns:oel="http://schemas.microsoft.com/office/2019/extlst" xmlns:r="http://schemas.openxmlformats.org/officeDocument/2006/relationships" xmlns:m="http://schemas.openxmlformats.org/officeDocument/2006/math" xmlns:v="urn:schemas-microsoft-com:vml" xmlns:wp14="http://schemas.microsoft.com/office/word/2010/wordprocessingDrawing" xmlns:wp="http://schemas.openxmlformats.org/drawingml/2006/wordprocessingDrawing" xmlns:w10="urn:schemas-microsoft-com:office:word" xmlns:w="http://schemas.openxmlformats.org/wordprocessingml/2006/main" xmlns:w14="http://schemas.microsoft.com/office/word/2010/wordml" xmlns:w15="http://schemas.microsoft.com/office/word/2012/wordml" xmlns:w16cei="http://schemas.microsoft.com/office/word/2026/wordml/cei" xmlns:w16cex="http://schemas.microsoft.com/office/word/2018/wordml/cex" xmlns:w16cid="http://schemas.microsoft.com/office/word/2016/wordml/cid" xmlns:w16="http://schemas.microsoft.com/office/word/2018/wordml" xmlns:w16du="http://schemas.microsoft.com/office/word/2023/wordml/word16du" xmlns:w16sdtdh="http://schemas.microsoft.com/office/word/2020/wordml/sdtdatahash" xmlns:w16sdtfl="http://schemas.microsoft.com/office/word/2024/wordml/sdtformatlock" xmlns:w16se="http://schemas.microsoft.com/office/word/2015/wordml/symex" xmlns:wpg="http://schemas.microsoft.com/office/word/2010/wordprocessingGroup" xmlns:wpi="http://schemas.microsoft.com/office/word/2010/wordprocessingInk" xmlns:wne="http://schemas.microsoft.com/office/word/2006/wordml" xmlns:wps="http://schemas.microsoft.com/office/word/2010/wordprocessingShape" mc:Ignorable="w14 w15 w16se w16cid w16 w16cex w16sdtdh w16sdtfl w16du wp14">
+<w:footnotes xmlns:wpc="http://schemas.microsoft.com/office/word/2010/wordprocessingCanvas" xmlns:cx="http://schemas.microsoft.com/office/drawing/2014/chartex" xmlns:cx1="http://schemas.microsoft.com/office/drawing/2015/9/8/chartex" xmlns:cx2="http://schemas.microsoft.com/office/drawing/2015/10/21/chartex" xmlns:cx3="http://schemas.microsoft.com/office/drawing/2016/5/9/chartex" xmlns:cx4="http://schemas.microsoft.com/office/drawing/2016/5/10/chartex" xmlns:cx5="http://schemas.microsoft.com/office/drawing/2016/5/11/chartex" xmlns:cx6="http://schemas.microsoft.com/office/drawing/2016/5/12/chartex" xmlns:cx7="http://schemas.microsoft.com/office/drawing/2016/5/13/chartex" xmlns:cx8="http://schemas.microsoft.com/office/drawing/2016/5/14/chartex" xmlns:mc="http://schemas.openxmlformats.org/markup-compatibility/2006" xmlns:aink="http://schemas.microsoft.com/office/drawing/2016/ink" xmlns:am3d="http://schemas.microsoft.com/office/drawing/2017/model3d" xmlns:o="urn:schemas-microsoft-com:office:office" xmlns:oel="http://schemas.microsoft.com/office/2019/extlst" xmlns:r="http://schemas.openxmlformats.org/officeDocument/2006/relationships" xmlns:m="http://schemas.openxmlformats.org/officeDocument/2006/math" xmlns:v="urn:schemas-microsoft-com:vml" xmlns:wp14="http://schemas.microsoft.com/office/word/2010/wordprocessingDrawing" xmlns:wp="http://schemas.openxmlformats.org/drawingml/2006/wordprocessingDrawing" xmlns:w10="urn:schemas-microsoft-com:office:word" xmlns:w="http://schemas.openxmlformats.org/wordprocessingml/2006/main" xmlns:w14="http://schemas.microsoft.com/office/word/2010/wordml" xmlns:w15="http://schemas.microsoft.com/office/word/2012/wordml" xmlns:w16cex="http://schemas.microsoft.com/office/word/2018/wordml/cex" xmlns:w16cid="http://schemas.microsoft.com/office/word/2016/wordml/cid" xmlns:w16="http://schemas.microsoft.com/office/word/2018/wordml" xmlns:w16du="http://schemas.microsoft.com/office/word/2023/wordml/word16du" xmlns:w16sdtdh="http://schemas.microsoft.com/office/word/2020/wordml/sdtdatahash" xmlns:w16sdtfl="http://schemas.microsoft.com/office/word/2024/wordml/sdtformatlock" xmlns:w16se="http://schemas.microsoft.com/office/word/2015/wordml/symex" xmlns:wpg="http://schemas.microsoft.com/office/word/2010/wordprocessingGroup" xmlns:wpi="http://schemas.microsoft.com/office/word/2010/wordprocessingInk" xmlns:wne="http://schemas.microsoft.com/office/word/2006/wordml" xmlns:wps="http://schemas.microsoft.com/office/word/2010/wordprocessingShape" mc:Ignorable="w14 w15 w16se w16cid w16 w16cex w16sdtdh w16sdtfl w16du wp14">
   <w:footnote w:type="separator" w:id="-1">
     <w:p>
       <w:pPr>
@@ -1918,7 +2217,7 @@
 </file>
 
 <file path=word/numbering.xml><?xml version="1.0" encoding="utf-8"?>
-<w:numbering xmlns:wpc="http://schemas.microsoft.com/office/word/2010/wordprocessingCanvas" xmlns:cx="http://schemas.microsoft.com/office/drawing/2014/chartex" xmlns:cx1="http://schemas.microsoft.com/office/drawing/2015/9/8/chartex" xmlns:cx2="http://schemas.microsoft.com/office/drawing/2015/10/21/chartex" xmlns:cx3="http://schemas.microsoft.com/office/drawing/2016/5/9/chartex" xmlns:cx4="http://schemas.microsoft.com/office/drawing/2016/5/10/chartex" xmlns:cx5="http://schemas.microsoft.com/office/drawing/2016/5/11/chartex" xmlns:cx6="http://schemas.microsoft.com/office/drawing/2016/5/12/chartex" xmlns:cx7="http://schemas.microsoft.com/office/drawing/2016/5/13/chartex" xmlns:cx8="http://schemas.microsoft.com/office/drawing/2016/5/14/chartex" xmlns:mc="http://schemas.openxmlformats.org/markup-compatibility/2006" xmlns:aink="http://schemas.microsoft.com/office/drawing/2016/ink" xmlns:am3d="http://schemas.microsoft.com/office/drawing/2017/model3d" xmlns:o="urn:schemas-microsoft-com:office:office" xmlns:oel="http://schemas.microsoft.com/office/2019/extlst" xmlns:r="http://schemas.openxmlformats.org/officeDocument/2006/relationships" xmlns:m="http://schemas.openxmlformats.org/officeDocument/2006/math" xmlns:v="urn:schemas-microsoft-com:vml" xmlns:wp14="http://schemas.microsoft.com/office/word/2010/wordprocessingDrawing" xmlns:wp="http://schemas.openxmlformats.org/drawingml/2006/wordprocessingDrawing" xmlns:w10="urn:schemas-microsoft-com:office:word" xmlns:w="http://schemas.openxmlformats.org/wordprocessingml/2006/main" xmlns:w14="http://schemas.microsoft.com/office/word/2010/wordml" xmlns:w15="http://schemas.microsoft.com/office/word/2012/wordml" xmlns:w16cei="http://schemas.microsoft.com/office/word/2026/wordml/cei" xmlns:w16cex="http://schemas.microsoft.com/office/word/2018/wordml/cex" xmlns:w16cid="http://schemas.microsoft.com/office/word/2016/wordml/cid" xmlns:w16="http://schemas.microsoft.com/office/word/2018/wordml" xmlns:w16du="http://schemas.microsoft.com/office/word/2023/wordml/word16du" xmlns:w16sdtdh="http://schemas.microsoft.com/office/word/2020/wordml/sdtdatahash" xmlns:w16sdtfl="http://schemas.microsoft.com/office/word/2024/wordml/sdtformatlock" xmlns:w16se="http://schemas.microsoft.com/office/word/2015/wordml/symex" xmlns:wpg="http://schemas.microsoft.com/office/word/2010/wordprocessingGroup" xmlns:wpi="http://schemas.microsoft.com/office/word/2010/wordprocessingInk" xmlns:wne="http://schemas.microsoft.com/office/word/2006/wordml" xmlns:wps="http://schemas.microsoft.com/office/word/2010/wordprocessingShape" mc:Ignorable="w14 w15 w16se w16cid w16 w16cex w16sdtdh w16sdtfl w16du wp14">
+<w:numbering xmlns:wpc="http://schemas.microsoft.com/office/word/2010/wordprocessingCanvas" xmlns:cx="http://schemas.microsoft.com/office/drawing/2014/chartex" xmlns:cx1="http://schemas.microsoft.com/office/drawing/2015/9/8/chartex" xmlns:cx2="http://schemas.microsoft.com/office/drawing/2015/10/21/chartex" xmlns:cx3="http://schemas.microsoft.com/office/drawing/2016/5/9/chartex" xmlns:cx4="http://schemas.microsoft.com/office/drawing/2016/5/10/chartex" xmlns:cx5="http://schemas.microsoft.com/office/drawing/2016/5/11/chartex" xmlns:cx6="http://schemas.microsoft.com/office/drawing/2016/5/12/chartex" xmlns:cx7="http://schemas.microsoft.com/office/drawing/2016/5/13/chartex" xmlns:cx8="http://schemas.microsoft.com/office/drawing/2016/5/14/chartex" xmlns:mc="http://schemas.openxmlformats.org/markup-compatibility/2006" xmlns:aink="http://schemas.microsoft.com/office/drawing/2016/ink" xmlns:am3d="http://schemas.microsoft.com/office/drawing/2017/model3d" xmlns:o="urn:schemas-microsoft-com:office:office" xmlns:oel="http://schemas.microsoft.com/office/2019/extlst" xmlns:r="http://schemas.openxmlformats.org/officeDocument/2006/relationships" xmlns:m="http://schemas.openxmlformats.org/officeDocument/2006/math" xmlns:v="urn:schemas-microsoft-com:vml" xmlns:wp14="http://schemas.microsoft.com/office/word/2010/wordprocessingDrawing" xmlns:wp="http://schemas.openxmlformats.org/drawingml/2006/wordprocessingDrawing" xmlns:w10="urn:schemas-microsoft-com:office:word" xmlns:w="http://schemas.openxmlformats.org/wordprocessingml/2006/main" xmlns:w14="http://schemas.microsoft.com/office/word/2010/wordml" xmlns:w15="http://schemas.microsoft.com/office/word/2012/wordml" xmlns:w16cex="http://schemas.microsoft.com/office/word/2018/wordml/cex" xmlns:w16cid="http://schemas.microsoft.com/office/word/2016/wordml/cid" xmlns:w16="http://schemas.microsoft.com/office/word/2018/wordml" xmlns:w16du="http://schemas.microsoft.com/office/word/2023/wordml/word16du" xmlns:w16sdtdh="http://schemas.microsoft.com/office/word/2020/wordml/sdtdatahash" xmlns:w16sdtfl="http://schemas.microsoft.com/office/word/2024/wordml/sdtformatlock" xmlns:w16se="http://schemas.microsoft.com/office/word/2015/wordml/symex" xmlns:wpg="http://schemas.microsoft.com/office/word/2010/wordprocessingGroup" xmlns:wpi="http://schemas.microsoft.com/office/word/2010/wordprocessingInk" xmlns:wne="http://schemas.microsoft.com/office/word/2006/wordml" xmlns:wps="http://schemas.microsoft.com/office/word/2010/wordprocessingShape" mc:Ignorable="w14 w15 w16se w16cid w16 w16cex w16sdtdh w16sdtfl w16du wp14">
   <w:abstractNum w:abstractNumId="0" w15:restartNumberingAfterBreak="0">
     <w:nsid w:val="00770ACA"/>
     <w:multiLevelType w:val="multilevel"/>
